--- a/output/documents/statistical_methods_appendix.docx
+++ b/output/documents/statistical_methods_appendix.docx
@@ -90,7 +90,7 @@
     </w:p>
     <w:p>
       <w:r>
-        <w:t>The implementation is deterministic, open, and descriptive. Residual-permutation p values and regression confidence intervals are not used because serial dependence and the joint GBD posterior covariance are unavailable. Registered NCI Joinpoint 6.1.0 output can be compared as optional validation but is not part of the primary estimator.</w:t>
+        <w:t>The implementation is deterministic, open, and descriptive. Residual-permutation p values and regression confidence intervals are not used because serial dependence and the joint GBD posterior covariance are unavailable. NCI Joinpoint is methodological context only; no NCI software output is used or claimed equivalent to the primary estimator.</w:t>
       </w:r>
     </w:p>
     <w:p>
@@ -157,12 +157,12 @@
         <w:pStyle w:val="Heading1"/>
       </w:pPr>
       <w:r>
-        <w:t>Exact-zero provenance audit</w:t>
+        <w:t>Source-export zero values</w:t>
       </w:r>
     </w:p>
     <w:p>
       <w:r>
-        <w:t>Canonical zero-valued cells are joined by location, sex, year, age, measure, and metric to the preserved raw IHME exports. The audit requires exact agreement of zero-cell keys and verifies that value, lower, and upper are all zero in the source. The verified pattern is incidence Number and Rate at ages 0-9 and 80+, and prevalence and DALY Number and Rate at ages 0-9, in both countries, both sexes, and all years. The source export does not identify whether these are biological structural zeros or a GBD model-support convention, so the analysis does not infer etiology from the zeros.</w:t>
+        <w:t>The retained IHME exports report exact zero values for incidence Number and Rate at ages 0-9 and 80+, and for prevalence and DALY Number and Rate at ages 0-9, in both countries, both sexes, and all years. These values are retained unchanged. The exports do not identify whether they represent biological structural zeros or a GBD model-support convention, so no etiologic interpretation is assigned.</w:t>
       </w:r>
     </w:p>
     <w:p>

--- a/output/documents/statistical_methods_appendix.docx
+++ b/output/documents/statistical_methods_appendix.docx
@@ -90,7 +90,7 @@
     </w:p>
     <w:p>
       <w:r>
-        <w:t>The implementation is deterministic, open, and descriptive. Residual-permutation p values and regression confidence intervals are not used because serial dependence and the joint GBD posterior covariance are unavailable. NCI Joinpoint is methodological context only; no NCI software output is used or claimed equivalent to the primary estimator.</w:t>
+        <w:t>The implementation is deterministic, open, and descriptive. Residual-permutation p values and regression confidence intervals are not used because serial dependence and the joint GBD posterior covariance are unavailable. NCI Joinpoint is methodological context only; no Joinpoint software output is used or claimed equivalent to the primary estimator.</w:t>
       </w:r>
     </w:p>
     <w:p>
@@ -134,22 +134,22 @@
         <w:pStyle w:val="Heading1"/>
       </w:pPr>
       <w:r>
-        <w:t>Custom descriptive age-period-cohort rate-surface model</w:t>
+        <w:t>Age-period-cohort incidence analysis</w:t>
       </w:r>
     </w:p>
     <w:p>
       <w:r>
-        <w:t>The principal APC outcome is incidence; prevalence and DALYs are exploratory extensions. The primary window contains six equal five-year periods from 1994-1998 through 2019-2023 and ages 10-14 through 65-69. A sensitivity contains six periods from 1990-1994 through 2015-2019. For age group a and period p, the grouped rate is r(a,p) = sum_y P(a,y) r(a,y) / sum_y P(a,y), where y indexes years in p and P is population.</w:t>
+        <w:t>Incidence alone is analyzed. For age a and five-year period p, N(a,p) is the sum of GBD modeled incident counts and P(a,p) is the sum of matching population across the five calendar years. The grouped rate is N(a,p)/P(a,p). Twelve equal age groups from 10-14 to 65-69 and six equal periods from 1994-1998 to 2019-2023 form the primary 12 x 6 matrix; 1990-1994 to 2015-2019 forms the sensitivity matrix.</w:t>
       </w:r>
     </w:p>
     <w:p>
       <w:r>
-        <w:t>For each observed age-period cell i, the custom model minimizes sum_i w_i[log r_i - X_i beta]^2. Primary weights are w_i=P_i/mean(P); the equal-weight sensitivity sets w_i=1. The design matrix contains an intercept, centered linear age and period indices, and nonlinear age, period, and cohort bases. Cohort midpoint is period midpoint minus age midpoint. Each nonlinear basis is projected onto the null space of its intercept and linear trend, so the exact cohort=period-age dependency is not represented by three unrestricted linear effects. The least-squares solution is obtained by the Moore-Penrose pseudoinverse after checking design rank.</w:t>
+        <w:t>The analysis uses the published apc2() R code of Rosenberg, Check, and Anderson (2014), distributed through the National Cancer Institute's APC Web Tool, without changing its fitting or estimable-function algorithms (pinned source revision 9e86d92d3f95b76b610a37f6e3c539ee126b5efd). In its fit, z_i = log[N_i/P_i] and W_ii = N_i; the constrained APC design X yields beta = (X'WX)^(-1)X'Wz. The design resolves the exact cohort = period - age linear dependency through its estimable-function parameterization. The implementation's default reference age, period, and cohort are used.</w:t>
       </w:r>
     </w:p>
     <w:p>
       <w:r>
-        <w:t>The global period slope is 100[exp(beta_period/5)-1] percent per year because period indices advance in five-year units. Age-specific slopes are separate weighted log-rate regressions against period midpoint within each age group; they are not conventional local drift. The nonlinear age, period, and cohort curves are exponentiated and normalized to prespecified reference categories, yielding descriptive rate ratios or curvature contrasts. They are not conventional longitudinal age, period, or cohort relative-risk estimable functions and are not asserted equivalent to NCI APC output. All quantities are descriptive point estimates without model confidence intervals.</w:t>
+        <w:t>We report APC net drift, 100[exp(beta_net)-1] percent per year; local drifts; longitudinal age-specific incidence rates; and period and cohort rate ratios. The imported GBD counts are fractional modeled posterior means, not independent observed Poisson cases. The implementation computes confidence intervals and Wald tests under its event-count model, but these are discarded here. Posterior draws and cross-cell covariance are unavailable, so no confidence intervals or P values are asserted for the reported APC functions.</w:t>
       </w:r>
     </w:p>
     <w:p>
@@ -609,16 +609,8 @@
             </w:tcMar>
           </w:tcPr>
           <w:p>
-            <w:pPr>
-              <w:spacing w:line="240" w:lineRule="auto"/>
-              <w:jc w:val="left"/>
-            </w:pPr>
             <w:r>
-              <w:rPr>
-                <w:rFonts w:ascii="Calibri" w:hAnsi="Calibri" w:eastAsia="Calibri"/>
-                <w:sz w:val="17"/>
-              </w:rPr>
-              <w:t>Custom APC summary</w:t>
+              <w:t>APC incidence function</w:t>
             </w:r>
           </w:p>
         </w:tc>
@@ -659,16 +651,8 @@
             </w:tcMar>
           </w:tcPr>
           <w:p>
-            <w:pPr>
-              <w:spacing w:line="240" w:lineRule="auto"/>
-              <w:jc w:val="center"/>
-            </w:pPr>
             <w:r>
-              <w:rPr>
-                <w:rFonts w:ascii="Calibri" w:hAnsi="Calibri" w:eastAsia="Calibri"/>
-                <w:sz w:val="17"/>
-              </w:rPr>
-              <w:t>Weighted descriptive rate-surface point estimate; not conventional NCI APC output</w:t>
+              <w:t>Published APC estimable-function point estimate; no valid count-model CI for GBD posterior means</w:t>
             </w:r>
           </w:p>
         </w:tc>
